--- a/app/db/seed_data/templates/DEFAULT_UKR_invoice.docx
+++ b/app/db/seed_data/templates/DEFAULT_UKR_invoice.docx
@@ -234,7 +234,7 @@
         </w:rPr>
         <w:t xml:space="preserve">Рахунок на оплату</w:t>
         <w:br w:type="textWrapping"/>
-        <w:t xml:space="preserve">№ {{ prefix }}-{{ id }} від {{ date }} р.</w:t>
+        <w:t xml:space="preserve">№ {{ prefix, id, sep=”-” }} від {{ date }} р.</w:t>
       </w:r>
       <w:r>
         <w:rPr>

--- a/app/db/seed_data/templates/DEFAULT_UKR_invoice.docx
+++ b/app/db/seed_data/templates/DEFAULT_UKR_invoice.docx
@@ -234,7 +234,7 @@
         </w:rPr>
         <w:t xml:space="preserve">Рахунок на оплату</w:t>
         <w:br w:type="textWrapping"/>
-        <w:t xml:space="preserve">№ {{ prefix, id, sep=”-” }} від {{ date }} р.</w:t>
+        <w:t xml:space="preserve">№ {{ prefix, id, sep=”” }} від {{ date }} р.</w:t>
       </w:r>
       <w:r>
         <w:rPr>
